--- a/Noyau RH FPE/1. DOCUMENTATION RH-PAIE/1. Guides/Guide de la rémunération principale de la Fonction Publique d'Etat - FPE.docx
+++ b/Noyau RH FPE/1. DOCUMENTATION RH-PAIE/1. Guides/Guide de la rémunération principale de la Fonction Publique d'Etat - FPE.docx
@@ -5038,8 +5038,8 @@
         <w:br w:type="page"/>
       </w:r>
     </w:p>
-    <w:bookmarkStart w:id="9" w:name="_Hlk224570495"/>
-    <w:bookmarkStart w:id="10" w:name="_Toc225170925"/>
+    <w:bookmarkStart w:id="9" w:name="_Toc225170925"/>
+    <w:bookmarkStart w:id="10" w:name="_Hlk224570495"/>
     <w:p>
       <w:pPr>
         <w:pStyle w:val="Style2"/>
@@ -5135,12 +5135,12 @@
       <w:r>
         <w:t>La quotité de service</w:t>
       </w:r>
-      <w:bookmarkEnd w:id="10"/>
+      <w:bookmarkEnd w:id="9"/>
       <w:r>
         <w:t xml:space="preserve"> </w:t>
       </w:r>
     </w:p>
-    <w:bookmarkEnd w:id="9"/>
+    <w:bookmarkEnd w:id="10"/>
     <w:p>
       <w:pPr>
         <w:rPr>
@@ -6019,7 +6019,6 @@
           <w:sz w:val="22"/>
           <w:szCs w:val="24"/>
         </w:rPr>
-        <w:lastRenderedPageBreak/>
         <w:t>Le décret n° 2022-491 du 6 avril 20226 dispose que les préfets et sous-préfets sont exclus du bénéfice du travail à temps partiel.</w:t>
       </w:r>
     </w:p>
@@ -7514,6 +7513,15 @@
           <w:szCs w:val="24"/>
         </w:rPr>
       </w:pPr>
+    </w:p>
+    <w:p>
+      <w:pPr>
+        <w:jc w:val="both"/>
+        <w:rPr>
+          <w:sz w:val="22"/>
+          <w:szCs w:val="24"/>
+        </w:rPr>
+      </w:pPr>
       <w:r>
         <w:rPr>
           <w:sz w:val="22"/>
@@ -7550,7 +7558,6 @@
           <w:sz w:val="22"/>
           <w:szCs w:val="24"/>
         </w:rPr>
-        <w:lastRenderedPageBreak/>
         <w:t>A noter que les primes et indemnités sont liquidées principalement par mouvements 22 pour les mouvements historisés et 05 ou 20 pour les mouvements non historisés.</w:t>
       </w:r>
     </w:p>
@@ -7599,6 +7606,7 @@
           <w:szCs w:val="24"/>
           <w:u w:val="single"/>
         </w:rPr>
+        <w:lastRenderedPageBreak/>
         <w:t>Profils cotisants :</w:t>
       </w:r>
     </w:p>
@@ -7781,18 +7789,6 @@
         </w:rPr>
         <w:t xml:space="preserve"> déterminer le profil cotisant.</w:t>
       </w:r>
-    </w:p>
-    <w:p>
-      <w:pPr>
-        <w:spacing w:after="0"/>
-        <w:jc w:val="both"/>
-        <w:rPr>
-          <w:rFonts w:eastAsia="Times New Roman" w:cs="Calibri"/>
-          <w:color w:val="000000"/>
-          <w:sz w:val="22"/>
-          <w:lang w:eastAsia="fr-FR"/>
-        </w:rPr>
-      </w:pPr>
     </w:p>
     <w:p>
       <w:pPr>
@@ -7889,6 +7885,17 @@
     </w:p>
     <w:p>
       <w:pPr>
+        <w:spacing w:after="0"/>
+        <w:jc w:val="both"/>
+        <w:rPr>
+          <w:sz w:val="22"/>
+          <w:szCs w:val="24"/>
+        </w:rPr>
+      </w:pPr>
+    </w:p>
+    <w:p>
+      <w:pPr>
+        <w:spacing w:after="0"/>
         <w:jc w:val="both"/>
         <w:rPr>
           <w:sz w:val="22"/>
@@ -8538,7 +8545,6 @@
           <w:sz w:val="22"/>
           <w:szCs w:val="24"/>
         </w:rPr>
-        <w:lastRenderedPageBreak/>
         <w:t>Le profil cotisant nécessaire pour le mouvement 02, est constitué, par exemple pour la prise en charge d’un contractuel en CDI résident en France et en activité, des 3 codes détaillés dans le tableau ci-dessous.</w:t>
       </w:r>
     </w:p>
@@ -9348,6 +9354,7 @@
                 <w:szCs w:val="16"/>
                 <w:lang w:eastAsia="fr-FR"/>
               </w:rPr>
+              <w:lastRenderedPageBreak/>
               <w:t>CODE SS</w:t>
             </w:r>
             <w:r>
@@ -10300,6 +10307,114 @@
         </w:rPr>
         <w:t>Exemple code indemnité 1793 « IFSE » devient sur le bulletin de paie 201793 « IFSE ».</w:t>
       </w:r>
+    </w:p>
+    <w:p>
+      <w:pPr>
+        <w:jc w:val="both"/>
+        <w:rPr>
+          <w:sz w:val="22"/>
+          <w:szCs w:val="24"/>
+        </w:rPr>
+      </w:pPr>
+    </w:p>
+    <w:p>
+      <w:pPr>
+        <w:jc w:val="both"/>
+        <w:rPr>
+          <w:sz w:val="22"/>
+          <w:szCs w:val="24"/>
+        </w:rPr>
+      </w:pPr>
+    </w:p>
+    <w:p>
+      <w:pPr>
+        <w:jc w:val="both"/>
+        <w:rPr>
+          <w:sz w:val="22"/>
+          <w:szCs w:val="24"/>
+        </w:rPr>
+      </w:pPr>
+    </w:p>
+    <w:p>
+      <w:pPr>
+        <w:jc w:val="both"/>
+        <w:rPr>
+          <w:sz w:val="22"/>
+          <w:szCs w:val="24"/>
+        </w:rPr>
+      </w:pPr>
+    </w:p>
+    <w:p>
+      <w:pPr>
+        <w:jc w:val="both"/>
+        <w:rPr>
+          <w:sz w:val="22"/>
+          <w:szCs w:val="24"/>
+        </w:rPr>
+      </w:pPr>
+    </w:p>
+    <w:p>
+      <w:pPr>
+        <w:jc w:val="both"/>
+        <w:rPr>
+          <w:sz w:val="22"/>
+          <w:szCs w:val="24"/>
+        </w:rPr>
+      </w:pPr>
+    </w:p>
+    <w:p>
+      <w:pPr>
+        <w:jc w:val="both"/>
+        <w:rPr>
+          <w:sz w:val="22"/>
+          <w:szCs w:val="24"/>
+        </w:rPr>
+      </w:pPr>
+    </w:p>
+    <w:p>
+      <w:pPr>
+        <w:jc w:val="both"/>
+        <w:rPr>
+          <w:sz w:val="22"/>
+          <w:szCs w:val="24"/>
+        </w:rPr>
+      </w:pPr>
+    </w:p>
+    <w:p>
+      <w:pPr>
+        <w:jc w:val="both"/>
+        <w:rPr>
+          <w:sz w:val="22"/>
+          <w:szCs w:val="24"/>
+        </w:rPr>
+      </w:pPr>
+    </w:p>
+    <w:p>
+      <w:pPr>
+        <w:jc w:val="both"/>
+        <w:rPr>
+          <w:sz w:val="22"/>
+          <w:szCs w:val="24"/>
+        </w:rPr>
+      </w:pPr>
+    </w:p>
+    <w:p>
+      <w:pPr>
+        <w:jc w:val="both"/>
+        <w:rPr>
+          <w:sz w:val="22"/>
+          <w:szCs w:val="24"/>
+        </w:rPr>
+      </w:pPr>
+    </w:p>
+    <w:p>
+      <w:pPr>
+        <w:jc w:val="both"/>
+        <w:rPr>
+          <w:sz w:val="22"/>
+          <w:szCs w:val="24"/>
+        </w:rPr>
+      </w:pPr>
     </w:p>
     <w:p>
       <w:pPr>
@@ -10516,7 +10631,7 @@
       </w:r>
     </w:p>
     <w:p>
-      <w:bookmarkStart w:id="32" w:name="_Hlk217316619"/>
+      <w:bookmarkStart w:id="26" w:name="_Hlk217316619"/>
     </w:p>
     <w:p/>
     <w:p/>
@@ -10537,23 +10652,23 @@
           <w:szCs w:val="24"/>
         </w:rPr>
       </w:pPr>
-      <w:bookmarkStart w:id="33" w:name="_Hlk217315391"/>
-      <w:bookmarkStart w:id="34" w:name="_Toc225170929"/>
+      <w:bookmarkStart w:id="27" w:name="_Toc225170929"/>
+      <w:bookmarkStart w:id="28" w:name="_Hlk217315391"/>
       <w:r>
         <w:t>1. TRAITEMENT DES FONCTIONNAIRES</w:t>
       </w:r>
-      <w:bookmarkEnd w:id="34"/>
+      <w:bookmarkEnd w:id="27"/>
       <w:r>
         <w:t xml:space="preserve"> </w:t>
       </w:r>
-      <w:bookmarkEnd w:id="32"/>
-      <w:bookmarkEnd w:id="33"/>
+      <w:bookmarkEnd w:id="26"/>
+      <w:bookmarkEnd w:id="28"/>
       <w:r>
         <w:br w:type="page"/>
       </w:r>
     </w:p>
-    <w:bookmarkStart w:id="35" w:name="_Hlk217379065"/>
-    <w:bookmarkStart w:id="36" w:name="_Toc225170930"/>
+    <w:bookmarkStart w:id="29" w:name="_Toc225170930"/>
+    <w:bookmarkStart w:id="30" w:name="_Hlk217379065"/>
     <w:p>
       <w:pPr>
         <w:pStyle w:val="Style2"/>
@@ -10656,21 +10771,21 @@
         </w:rPr>
         <w:t xml:space="preserve">1.1. </w:t>
       </w:r>
-      <w:bookmarkStart w:id="37" w:name="_Hlk204765383"/>
+      <w:bookmarkStart w:id="31" w:name="_Hlk204765383"/>
       <w:r>
         <w:rPr>
           <w:szCs w:val="56"/>
         </w:rPr>
         <w:t>Titulaires – Stagiaires – Magistrats – Auditeurs</w:t>
       </w:r>
-      <w:bookmarkEnd w:id="36"/>
+      <w:bookmarkEnd w:id="29"/>
       <w:r>
         <w:rPr>
           <w:szCs w:val="56"/>
         </w:rPr>
         <w:t xml:space="preserve">  </w:t>
       </w:r>
-      <w:bookmarkEnd w:id="37"/>
+      <w:bookmarkEnd w:id="31"/>
     </w:p>
     <w:p/>
     <w:p>
@@ -10812,7 +10927,7 @@
         </w:rPr>
       </w:pPr>
     </w:p>
-    <w:bookmarkStart w:id="38" w:name="_Toc225170931"/>
+    <w:bookmarkStart w:id="32" w:name="_Toc225170931"/>
     <w:p>
       <w:pPr>
         <w:keepNext/>
@@ -10918,7 +11033,7 @@
         </w:rPr>
         <w:t>1.1.1. Bases juridiques</w:t>
       </w:r>
-      <w:bookmarkEnd w:id="38"/>
+      <w:bookmarkEnd w:id="32"/>
     </w:p>
     <w:p>
       <w:pPr>
@@ -11263,7 +11378,7 @@
         </w:r>
       </w:hyperlink>
     </w:p>
-    <w:bookmarkEnd w:id="35"/>
+    <w:bookmarkEnd w:id="30"/>
     <w:p>
       <w:pPr>
         <w:rPr>
@@ -11292,7 +11407,7 @@
         </w:rPr>
       </w:pPr>
     </w:p>
-    <w:bookmarkStart w:id="39" w:name="_Toc225170932"/>
+    <w:bookmarkStart w:id="33" w:name="_Toc225170932"/>
     <w:p>
       <w:pPr>
         <w:keepNext/>
@@ -11398,7 +11513,7 @@
         </w:rPr>
         <w:t>1.1.2. Détermination du Traitement indiciaire</w:t>
       </w:r>
-      <w:bookmarkEnd w:id="39"/>
+      <w:bookmarkEnd w:id="33"/>
     </w:p>
     <w:p>
       <w:pPr>
@@ -12332,7 +12447,6 @@
                 <w:szCs w:val="24"/>
                 <w:lang w:eastAsia="fr-FR"/>
               </w:rPr>
-              <w:lastRenderedPageBreak/>
               <w:br/>
               <w:t>1025</w:t>
             </w:r>
@@ -12536,7 +12650,7 @@
           <w:szCs w:val="24"/>
         </w:rPr>
       </w:pPr>
-      <w:bookmarkStart w:id="40" w:name="_Hlk202948467"/>
+      <w:bookmarkStart w:id="34" w:name="_Hlk202948467"/>
     </w:p>
     <w:p>
       <w:pPr>
@@ -12552,6 +12666,7 @@
           <w:sz w:val="22"/>
           <w:szCs w:val="24"/>
         </w:rPr>
+        <w:lastRenderedPageBreak/>
         <w:t xml:space="preserve">En outre, les agents mentionnés à </w:t>
       </w:r>
       <w:hyperlink r:id="rId29" w:history="1">
@@ -13408,7 +13523,7 @@
           </w:p>
         </w:tc>
       </w:tr>
-      <w:bookmarkEnd w:id="40"/>
+      <w:bookmarkEnd w:id="34"/>
     </w:tbl>
     <w:p>
       <w:pPr>
@@ -13525,7 +13640,6 @@
           <w:szCs w:val="22"/>
           <w:lang w:eastAsia="en-US"/>
         </w:rPr>
-        <w:lastRenderedPageBreak/>
         <w:t xml:space="preserve">Les groupes de A à D bénéficient de trois chevrons chacun, le groupe E bénéficie de deux chevrons et les groupes F et G ne bénéficient que d’un seul chevron. </w:t>
       </w:r>
     </w:p>
@@ -13683,6 +13797,7 @@
                 <w:szCs w:val="24"/>
                 <w:lang w:eastAsia="fr-FR"/>
               </w:rPr>
+              <w:lastRenderedPageBreak/>
               <w:br/>
             </w:r>
             <w:r>
@@ -15146,16 +15261,15 @@
           <w:szCs w:val="24"/>
         </w:rPr>
       </w:pPr>
-      <w:bookmarkStart w:id="41" w:name="_Hlk221787934"/>
-      <w:r>
-        <w:rPr>
-          <w:sz w:val="22"/>
-          <w:szCs w:val="24"/>
-        </w:rPr>
-        <w:lastRenderedPageBreak/>
+      <w:bookmarkStart w:id="35" w:name="_Hlk221787934"/>
+      <w:r>
+        <w:rPr>
+          <w:sz w:val="22"/>
+          <w:szCs w:val="24"/>
+        </w:rPr>
         <w:t>tribunaux administratifs et des cours administratives d'appel </w:t>
       </w:r>
-      <w:bookmarkEnd w:id="41"/>
+      <w:bookmarkEnd w:id="35"/>
       <w:r>
         <w:rPr>
           <w:sz w:val="22"/>
@@ -16107,6 +16221,36 @@
     </w:p>
     <w:p>
       <w:pPr>
+        <w:spacing w:after="0" w:line="240" w:lineRule="auto"/>
+        <w:jc w:val="both"/>
+        <w:rPr>
+          <w:sz w:val="22"/>
+          <w:szCs w:val="24"/>
+        </w:rPr>
+      </w:pPr>
+    </w:p>
+    <w:p>
+      <w:pPr>
+        <w:spacing w:after="0" w:line="240" w:lineRule="auto"/>
+        <w:jc w:val="both"/>
+        <w:rPr>
+          <w:sz w:val="22"/>
+          <w:szCs w:val="24"/>
+        </w:rPr>
+      </w:pPr>
+    </w:p>
+    <w:p>
+      <w:pPr>
+        <w:spacing w:after="0" w:line="240" w:lineRule="auto"/>
+        <w:jc w:val="both"/>
+        <w:rPr>
+          <w:sz w:val="22"/>
+          <w:szCs w:val="24"/>
+        </w:rPr>
+      </w:pPr>
+    </w:p>
+    <w:p>
+      <w:pPr>
         <w:pStyle w:val="Paragraphedeliste"/>
         <w:numPr>
           <w:ilvl w:val="0"/>
@@ -16125,6 +16269,7 @@
           <w:sz w:val="22"/>
           <w:szCs w:val="24"/>
         </w:rPr>
+        <w:lastRenderedPageBreak/>
         <w:t>ordre judiciaire :</w:t>
       </w:r>
     </w:p>
@@ -17516,6 +17661,62 @@
           <w:szCs w:val="24"/>
         </w:rPr>
       </w:pPr>
+      <w:hyperlink r:id="rId33" w:history="1">
+        <w:r>
+          <w:rPr>
+            <w:rStyle w:val="Lienhypertexte"/>
+            <w:sz w:val="22"/>
+            <w:szCs w:val="24"/>
+          </w:rPr>
+          <w:t>L’article 3</w:t>
+        </w:r>
+      </w:hyperlink>
+      <w:r>
+        <w:rPr>
+          <w:sz w:val="22"/>
+          <w:szCs w:val="24"/>
+        </w:rPr>
+        <w:t xml:space="preserve"> du décret précité mentionne que </w:t>
+      </w:r>
+      <w:r>
+        <w:rPr>
+          <w:i/>
+          <w:iCs/>
+          <w:sz w:val="22"/>
+          <w:szCs w:val="24"/>
+        </w:rPr>
+        <w:t xml:space="preserve">« La valeur annuelle du traitement […] afférent à l’indice 100 majoré et soumis aux retenues pour pension, est fixée à 5 907,34 € […] » </w:t>
+      </w:r>
+      <w:r>
+        <w:rPr>
+          <w:sz w:val="22"/>
+          <w:szCs w:val="24"/>
+        </w:rPr>
+        <w:t>(barème au 1</w:t>
+      </w:r>
+      <w:r>
+        <w:rPr>
+          <w:sz w:val="22"/>
+          <w:szCs w:val="24"/>
+          <w:vertAlign w:val="superscript"/>
+        </w:rPr>
+        <w:t>er</w:t>
+      </w:r>
+      <w:r>
+        <w:rPr>
+          <w:sz w:val="22"/>
+          <w:szCs w:val="24"/>
+        </w:rPr>
+        <w:t xml:space="preserve"> juillet 2023 et susceptible d’être révisé en fonction de l’évolution de la valeur du point d’indice). </w:t>
+      </w:r>
+    </w:p>
+    <w:p>
+      <w:pPr>
+        <w:rPr>
+          <w:sz w:val="22"/>
+          <w:szCs w:val="24"/>
+        </w:rPr>
+      </w:pPr>
       <w:r>
         <w:rPr>
           <w:noProof/>
@@ -17528,10 +17729,10 @@
               <wp:anchor distT="0" distB="0" distL="114300" distR="114300" simplePos="0" relativeHeight="252232704" behindDoc="0" locked="0" layoutInCell="1" allowOverlap="1">
                 <wp:simplePos x="0" y="0"/>
                 <wp:positionH relativeFrom="margin">
-                  <wp:posOffset>24130</wp:posOffset>
+                  <wp:posOffset>12065</wp:posOffset>
                 </wp:positionH>
                 <wp:positionV relativeFrom="paragraph">
-                  <wp:posOffset>902970</wp:posOffset>
+                  <wp:posOffset>265430</wp:posOffset>
                 </wp:positionV>
                 <wp:extent cx="6076950" cy="2200275"/>
                 <wp:effectExtent l="19050" t="19050" r="19050" b="28575"/>
@@ -17726,7 +17927,7 @@
           </mc:Choice>
           <mc:Fallback>
             <w:pict>
-              <v:roundrect id="Rectangle : coins arrondis 49" o:spid="_x0000_s1030" style="position:absolute;left:0;text-align:left;margin-left:1.9pt;margin-top:71.1pt;width:478.5pt;height:173.25pt;z-index:252232704;visibility:visible;mso-wrap-style:square;mso-width-percent:0;mso-height-percent:0;mso-wrap-distance-left:9pt;mso-wrap-distance-top:0;mso-wrap-distance-right:9pt;mso-wrap-distance-bottom:0;mso-position-horizontal:absolute;mso-position-horizontal-relative:margin;mso-position-vertical:absolute;mso-position-vertical-relative:text;mso-width-percent:0;mso-height-percent:0;mso-width-relative:margin;mso-height-relative:margin;v-text-anchor:middle" arcsize="10923f" o:gfxdata="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" fillcolor="white [3212]" strokecolor="#538135 [2409]" strokeweight="2.5pt">
+              <v:roundrect id="Rectangle : coins arrondis 49" o:spid="_x0000_s1030" style="position:absolute;margin-left:.95pt;margin-top:20.9pt;width:478.5pt;height:173.25pt;z-index:252232704;visibility:visible;mso-wrap-style:square;mso-width-percent:0;mso-height-percent:0;mso-wrap-distance-left:9pt;mso-wrap-distance-top:0;mso-wrap-distance-right:9pt;mso-wrap-distance-bottom:0;mso-position-horizontal:absolute;mso-position-horizontal-relative:margin;mso-position-vertical:absolute;mso-position-vertical-relative:text;mso-width-percent:0;mso-height-percent:0;mso-width-relative:margin;mso-height-relative:margin;v-text-anchor:middle" arcsize="10923f" o:gfxdata="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" fillcolor="white [3212]" strokecolor="#538135 [2409]" strokeweight="2.5pt">
                 <v:stroke joinstyle="miter"/>
                 <v:textbox>
                   <w:txbxContent>
@@ -17863,110 +18064,15 @@
           </mc:Fallback>
         </mc:AlternateContent>
       </w:r>
-      <w:hyperlink r:id="rId33" w:history="1">
-        <w:r>
-          <w:rPr>
-            <w:rStyle w:val="Lienhypertexte"/>
-            <w:sz w:val="22"/>
-            <w:szCs w:val="24"/>
-          </w:rPr>
-          <w:t>L’article 3</w:t>
-        </w:r>
-      </w:hyperlink>
-      <w:r>
-        <w:rPr>
-          <w:sz w:val="22"/>
-          <w:szCs w:val="24"/>
-        </w:rPr>
-        <w:t xml:space="preserve"> du décret précité mentionne que </w:t>
-      </w:r>
-      <w:r>
-        <w:rPr>
-          <w:i/>
-          <w:iCs/>
-          <w:sz w:val="22"/>
-          <w:szCs w:val="24"/>
-        </w:rPr>
-        <w:t xml:space="preserve">« La valeur annuelle du traitement […] afférent à l’indice 100 majoré et soumis aux retenues pour pension, est fixée à 5 907,34 € […] » </w:t>
-      </w:r>
-      <w:r>
-        <w:rPr>
-          <w:sz w:val="22"/>
-          <w:szCs w:val="24"/>
-        </w:rPr>
-        <w:t>(barème au 1</w:t>
-      </w:r>
-      <w:r>
-        <w:rPr>
-          <w:sz w:val="22"/>
-          <w:szCs w:val="24"/>
-          <w:vertAlign w:val="superscript"/>
-        </w:rPr>
-        <w:t>er</w:t>
-      </w:r>
-      <w:r>
-        <w:rPr>
-          <w:sz w:val="22"/>
-          <w:szCs w:val="24"/>
-        </w:rPr>
-        <w:t xml:space="preserve"> juillet 2023 et susceptible d’être révisé en fonction de l’évolution de la valeur du point d’indice). </w:t>
-      </w:r>
-    </w:p>
-    <w:p>
-      <w:pPr>
-        <w:jc w:val="both"/>
-        <w:rPr>
-          <w:sz w:val="22"/>
-          <w:szCs w:val="24"/>
-        </w:rPr>
-      </w:pPr>
-    </w:p>
-    <w:p>
-      <w:pPr>
-        <w:jc w:val="both"/>
-        <w:rPr>
-          <w:sz w:val="22"/>
-          <w:szCs w:val="24"/>
-        </w:rPr>
-      </w:pPr>
-    </w:p>
-    <w:p>
-      <w:pPr>
-        <w:jc w:val="both"/>
-        <w:rPr>
-          <w:sz w:val="22"/>
-          <w:szCs w:val="24"/>
-        </w:rPr>
-      </w:pPr>
-    </w:p>
-    <w:p>
-      <w:pPr>
-        <w:jc w:val="both"/>
-        <w:rPr>
-          <w:sz w:val="22"/>
-          <w:szCs w:val="24"/>
-        </w:rPr>
-      </w:pPr>
-    </w:p>
-    <w:p>
-      <w:pPr>
-        <w:jc w:val="both"/>
-        <w:rPr>
-          <w:sz w:val="22"/>
-          <w:szCs w:val="24"/>
-        </w:rPr>
-      </w:pPr>
-    </w:p>
-    <w:p>
-      <w:pPr>
-        <w:jc w:val="both"/>
-        <w:rPr>
-          <w:sz w:val="22"/>
-          <w:szCs w:val="24"/>
-        </w:rPr>
-      </w:pPr>
-    </w:p>
-    <w:bookmarkStart w:id="42" w:name="_Toc225170933"/>
+      <w:r>
+        <w:rPr>
+          <w:sz w:val="22"/>
+          <w:szCs w:val="24"/>
+        </w:rPr>
+        <w:br w:type="page"/>
+      </w:r>
+    </w:p>
+    <w:bookmarkStart w:id="36" w:name="_Toc225170933"/>
     <w:p>
       <w:pPr>
         <w:pStyle w:val="Style2"/>
@@ -18069,7 +18175,7 @@
         </w:rPr>
         <w:t>1.2. Populations particulières</w:t>
       </w:r>
-      <w:bookmarkEnd w:id="42"/>
+      <w:bookmarkEnd w:id="36"/>
       <w:r>
         <w:rPr>
           <w:szCs w:val="56"/>
@@ -18086,9 +18192,9 @@
           <w:sz w:val="22"/>
         </w:rPr>
       </w:pPr>
-      <w:bookmarkStart w:id="43" w:name="_Hlk205805793"/>
-    </w:p>
-    <w:bookmarkStart w:id="44" w:name="_Toc225170934"/>
+      <w:bookmarkStart w:id="37" w:name="_Hlk205805793"/>
+    </w:p>
+    <w:bookmarkStart w:id="38" w:name="_Toc225170934"/>
     <w:p>
       <w:pPr>
         <w:keepNext/>
@@ -18194,9 +18300,9 @@
         </w:rPr>
         <w:t>1.2.1. Elèves</w:t>
       </w:r>
-      <w:bookmarkEnd w:id="44"/>
-    </w:p>
-    <w:bookmarkEnd w:id="43"/>
+      <w:bookmarkEnd w:id="38"/>
+    </w:p>
+    <w:bookmarkEnd w:id="37"/>
     <w:p>
       <w:pPr>
         <w:jc w:val="both"/>
@@ -18521,7 +18627,6 @@
           <w:sz w:val="24"/>
           <w:szCs w:val="24"/>
         </w:rPr>
-        <w:lastRenderedPageBreak/>
         <w:t xml:space="preserve">1.2.1.2. Détermination du Traitement indiciaire </w:t>
       </w:r>
     </w:p>
@@ -18632,6 +18737,7 @@
                 <w:sz w:val="22"/>
                 <w:lang w:eastAsia="fr-FR"/>
               </w:rPr>
+              <w:lastRenderedPageBreak/>
               <w:t> </w:t>
             </w:r>
           </w:p>
@@ -18925,7 +19031,44 @@
         </w:tc>
       </w:tr>
     </w:tbl>
-    <w:bookmarkStart w:id="45" w:name="_Toc225170935"/>
+    <w:p>
+      <w:pPr>
+        <w:keepNext/>
+        <w:keepLines/>
+        <w:spacing w:before="40" w:after="0" w:line="240" w:lineRule="auto"/>
+        <w:ind w:left="360"/>
+        <w:outlineLvl w:val="2"/>
+        <w:rPr>
+          <w:rFonts w:eastAsiaTheme="majorEastAsia" w:cstheme="majorBidi"/>
+          <w:bCs/>
+          <w:color w:val="FFFFFF" w:themeColor="background1"/>
+          <w:sz w:val="36"/>
+          <w:szCs w:val="24"/>
+        </w:rPr>
+      </w:pPr>
+      <w:bookmarkStart w:id="39" w:name="_Toc225170935"/>
+    </w:p>
+    <w:p>
+      <w:pPr>
+        <w:rPr>
+          <w:rFonts w:eastAsiaTheme="majorEastAsia" w:cstheme="majorBidi"/>
+          <w:bCs/>
+          <w:color w:val="FFFFFF" w:themeColor="background1"/>
+          <w:sz w:val="36"/>
+          <w:szCs w:val="24"/>
+        </w:rPr>
+      </w:pPr>
+      <w:r>
+        <w:rPr>
+          <w:rFonts w:eastAsiaTheme="majorEastAsia" w:cstheme="majorBidi"/>
+          <w:bCs/>
+          <w:color w:val="FFFFFF" w:themeColor="background1"/>
+          <w:sz w:val="36"/>
+          <w:szCs w:val="24"/>
+        </w:rPr>
+        <w:br w:type="page"/>
+      </w:r>
+    </w:p>
     <w:p>
       <w:pPr>
         <w:keepNext/>
@@ -19032,7 +19175,7 @@
         </w:rPr>
         <w:t>1.2.2. Personnels du culte</w:t>
       </w:r>
-      <w:bookmarkEnd w:id="45"/>
+      <w:bookmarkEnd w:id="39"/>
     </w:p>
     <w:p>
       <w:pPr>
@@ -19413,7 +19556,6 @@
         <w:rPr>
           <w:sz w:val="22"/>
         </w:rPr>
-        <w:lastRenderedPageBreak/>
         <w:t xml:space="preserve">L’article 1 du décret 2007-1445 prévoit </w:t>
       </w:r>
       <w:r>
@@ -19466,6 +19608,7 @@
           <w:sz w:val="22"/>
           <w:szCs w:val="24"/>
         </w:rPr>
+        <w:lastRenderedPageBreak/>
         <w:t xml:space="preserve">L’article 2 de l’arrêté du 8 octobre 2007 indique que </w:t>
       </w:r>
       <w:r>
@@ -20115,8 +20258,8 @@
         <w:br w:type="page"/>
       </w:r>
     </w:p>
-    <w:bookmarkStart w:id="46" w:name="_Hlk208307166"/>
-    <w:bookmarkStart w:id="47" w:name="_Toc225170936"/>
+    <w:bookmarkStart w:id="40" w:name="_Toc225170936"/>
+    <w:bookmarkStart w:id="41" w:name="_Hlk208307166"/>
     <w:p>
       <w:pPr>
         <w:pStyle w:val="Style2"/>
@@ -20219,14 +20362,14 @@
         </w:rPr>
         <w:t xml:space="preserve">1.3. </w:t>
       </w:r>
-      <w:bookmarkStart w:id="48" w:name="_Hlk207727355"/>
+      <w:bookmarkStart w:id="42" w:name="_Hlk207727355"/>
       <w:r>
         <w:rPr>
           <w:szCs w:val="56"/>
         </w:rPr>
         <w:t>Emoluments assimilés au traitement indiciaire</w:t>
       </w:r>
-      <w:bookmarkEnd w:id="48"/>
+      <w:bookmarkEnd w:id="42"/>
       <w:r>
         <w:rPr>
           <w:noProof/>
@@ -20314,9 +20457,9 @@
           </mc:Fallback>
         </mc:AlternateContent>
       </w:r>
-      <w:bookmarkEnd w:id="47"/>
-    </w:p>
-    <w:bookmarkEnd w:id="46"/>
+      <w:bookmarkEnd w:id="40"/>
+    </w:p>
+    <w:bookmarkEnd w:id="41"/>
     <w:p>
       <w:pPr>
         <w:rPr>
@@ -20455,7 +20598,7 @@
           <w:szCs w:val="24"/>
         </w:rPr>
       </w:pPr>
-      <w:bookmarkStart w:id="49" w:name="_Hlk223362120"/>
+      <w:bookmarkStart w:id="43" w:name="_Hlk223362120"/>
       <w:r>
         <w:rPr>
           <w:sz w:val="22"/>
@@ -20506,7 +20649,7 @@
         <w:t xml:space="preserve">Indemnité de résidence à l’étranger </w:t>
       </w:r>
     </w:p>
-    <w:bookmarkEnd w:id="49"/>
+    <w:bookmarkEnd w:id="43"/>
     <w:p>
       <w:pPr>
         <w:pStyle w:val="Paragraphedeliste"/>
@@ -20557,7 +20700,7 @@
           <w:szCs w:val="24"/>
         </w:rPr>
       </w:pPr>
-      <w:bookmarkStart w:id="50" w:name="_Hlk222996851"/>
+      <w:bookmarkStart w:id="44" w:name="_Hlk222996851"/>
     </w:p>
     <w:p>
       <w:pPr>
@@ -20649,7 +20792,7 @@
         </w:r>
       </w:hyperlink>
     </w:p>
-    <w:bookmarkEnd w:id="50"/>
+    <w:bookmarkEnd w:id="44"/>
     <w:p>
       <w:pPr>
         <w:rPr>
@@ -20665,7 +20808,7 @@
         <w:br w:type="page"/>
       </w:r>
     </w:p>
-    <w:bookmarkStart w:id="51" w:name="_Toc225170937"/>
+    <w:bookmarkStart w:id="45" w:name="_Toc225170937"/>
     <w:p>
       <w:pPr>
         <w:keepNext/>
@@ -20772,7 +20915,7 @@
         </w:rPr>
         <w:t>1.3.1. Nouvelle Bonification Indiciaire - NBI</w:t>
       </w:r>
-      <w:bookmarkEnd w:id="51"/>
+      <w:bookmarkEnd w:id="45"/>
     </w:p>
     <w:p>
       <w:pPr>
@@ -21213,6 +21356,7 @@
           <w:sz w:val="22"/>
           <w:szCs w:val="24"/>
         </w:rPr>
+        <w:lastRenderedPageBreak/>
         <w:t>pour le calcul de l'indemnité de résidence et du supplément familial de traitement</w:t>
       </w:r>
     </w:p>
@@ -21305,15 +21449,6 @@
         </w:rPr>
         <w:t>La NBI cesse d'être versée dans le cas où l’agent est placé en congé de longue durée (CLD) ou en congé pour invalidité temporaire imputable au service (Citis), ou s’il n’exerce définitivement plus les fonctions y ouvrant droit.</w:t>
       </w:r>
-    </w:p>
-    <w:p>
-      <w:pPr>
-        <w:jc w:val="both"/>
-        <w:rPr>
-          <w:sz w:val="22"/>
-          <w:szCs w:val="24"/>
-        </w:rPr>
-      </w:pPr>
     </w:p>
     <w:p>
       <w:pPr>
@@ -21615,71 +21750,6 @@
         </w:rPr>
       </w:pPr>
     </w:p>
-    <w:p>
-      <w:pPr>
-        <w:jc w:val="both"/>
-        <w:rPr>
-          <w:sz w:val="22"/>
-          <w:szCs w:val="24"/>
-        </w:rPr>
-      </w:pPr>
-    </w:p>
-    <w:p>
-      <w:pPr>
-        <w:jc w:val="both"/>
-        <w:rPr>
-          <w:b/>
-          <w:bCs/>
-          <w:color w:val="FF0000"/>
-          <w:sz w:val="28"/>
-          <w:szCs w:val="28"/>
-          <w:highlight w:val="yellow"/>
-        </w:rPr>
-      </w:pPr>
-    </w:p>
-    <w:p>
-      <w:pPr>
-        <w:jc w:val="both"/>
-        <w:rPr>
-          <w:sz w:val="22"/>
-          <w:szCs w:val="24"/>
-        </w:rPr>
-      </w:pPr>
-    </w:p>
-    <w:p>
-      <w:pPr>
-        <w:rPr>
-          <w:sz w:val="22"/>
-          <w:szCs w:val="24"/>
-        </w:rPr>
-      </w:pPr>
-    </w:p>
-    <w:p>
-      <w:pPr>
-        <w:rPr>
-          <w:sz w:val="22"/>
-          <w:szCs w:val="24"/>
-        </w:rPr>
-      </w:pPr>
-    </w:p>
-    <w:p>
-      <w:pPr>
-        <w:jc w:val="both"/>
-        <w:rPr>
-          <w:sz w:val="22"/>
-          <w:szCs w:val="24"/>
-        </w:rPr>
-      </w:pPr>
-    </w:p>
-    <w:p>
-      <w:pPr>
-        <w:jc w:val="both"/>
-        <w:rPr>
-          <w:sz w:val="22"/>
-          <w:szCs w:val="24"/>
-        </w:rPr>
-      </w:pPr>
-    </w:p>
     <w:tbl>
       <w:tblPr>
         <w:tblW w:w="9815" w:type="dxa"/>
@@ -21722,8 +21792,8 @@
                 <w:u w:val="single"/>
               </w:rPr>
             </w:pPr>
-            <w:bookmarkStart w:id="52" w:name="_Hlk208328606"/>
-            <w:bookmarkStart w:id="53" w:name="_Hlk222920875"/>
+            <w:bookmarkStart w:id="46" w:name="_Hlk208328606"/>
+            <w:bookmarkStart w:id="47" w:name="_Hlk222920875"/>
             <w:r>
               <w:rPr>
                 <w:b/>
@@ -21937,8 +22007,8 @@
                 <w:u w:val="single"/>
               </w:rPr>
             </w:pPr>
-            <w:bookmarkStart w:id="54" w:name="_Hlk205891689"/>
-            <w:bookmarkEnd w:id="52"/>
+            <w:bookmarkStart w:id="48" w:name="_Hlk205891689"/>
+            <w:bookmarkEnd w:id="46"/>
             <w:r>
               <w:rPr>
                 <w:b/>
@@ -22128,55 +22198,16 @@
           </w:p>
         </w:tc>
       </w:tr>
-      <w:bookmarkEnd w:id="53"/>
-      <w:bookmarkEnd w:id="54"/>
-    </w:tbl>
-    <w:p>
-      <w:pPr>
-        <w:jc w:val="both"/>
-        <w:rPr>
-          <w:sz w:val="22"/>
-          <w:szCs w:val="24"/>
-          <w:u w:val="single"/>
-        </w:rPr>
-      </w:pPr>
-    </w:p>
-    <w:p>
-      <w:pPr>
-        <w:rPr>
-          <w:sz w:val="22"/>
-          <w:szCs w:val="24"/>
-          <w:u w:val="single"/>
-        </w:rPr>
-      </w:pPr>
-      <w:r>
-        <w:rPr>
-          <w:sz w:val="22"/>
-          <w:szCs w:val="24"/>
-          <w:u w:val="single"/>
-        </w:rPr>
-        <w:br w:type="page"/>
-      </w:r>
-    </w:p>
-    <w:tbl>
-      <w:tblPr>
-        <w:tblW w:w="9815" w:type="dxa"/>
-        <w:tblCellMar>
-          <w:left w:w="70" w:type="dxa"/>
-          <w:right w:w="70" w:type="dxa"/>
-        </w:tblCellMar>
-        <w:tblLook w:val="04A0" w:firstRow="1" w:lastRow="0" w:firstColumn="1" w:lastColumn="0" w:noHBand="0" w:noVBand="1"/>
-      </w:tblPr>
-      <w:tblGrid>
-        <w:gridCol w:w="9815"/>
-      </w:tblGrid>
+      <w:bookmarkEnd w:id="47"/>
+      <w:bookmarkEnd w:id="48"/>
       <w:tr>
         <w:trPr>
           <w:trHeight w:val="359"/>
         </w:trPr>
         <w:tc>
           <w:tcPr>
-            <w:tcW w:w="9801" w:type="dxa"/>
+            <w:tcW w:w="9815" w:type="dxa"/>
+            <w:gridSpan w:val="2"/>
             <w:tcBorders>
               <w:top w:val="single" w:sz="4" w:space="0" w:color="auto"/>
               <w:left w:val="single" w:sz="4" w:space="0" w:color="auto"/>
@@ -22219,7 +22250,8 @@
         </w:trPr>
         <w:tc>
           <w:tcPr>
-            <w:tcW w:w="9801" w:type="dxa"/>
+            <w:tcW w:w="9815" w:type="dxa"/>
+            <w:gridSpan w:val="2"/>
             <w:tcBorders>
               <w:top w:val="nil"/>
               <w:left w:val="single" w:sz="4" w:space="0" w:color="auto"/>
@@ -22331,7 +22363,8 @@
         </w:trPr>
         <w:tc>
           <w:tcPr>
-            <w:tcW w:w="9801" w:type="dxa"/>
+            <w:tcW w:w="9815" w:type="dxa"/>
+            <w:gridSpan w:val="2"/>
             <w:tcBorders>
               <w:top w:val="nil"/>
               <w:left w:val="single" w:sz="4" w:space="0" w:color="auto"/>
@@ -22361,7 +22394,8 @@
         </w:trPr>
         <w:tc>
           <w:tcPr>
-            <w:tcW w:w="9801" w:type="dxa"/>
+            <w:tcW w:w="9815" w:type="dxa"/>
+            <w:gridSpan w:val="2"/>
             <w:tcBorders>
               <w:top w:val="nil"/>
               <w:left w:val="single" w:sz="4" w:space="0" w:color="auto"/>
@@ -22529,7 +22563,6 @@
                 <w:sz w:val="22"/>
                 <w:szCs w:val="24"/>
               </w:rPr>
-              <w:lastRenderedPageBreak/>
               <w:t>TBM = 5907,34 € x (INM de l’agent + BI de l’agent) / 100 / 12</w:t>
             </w:r>
           </w:p>
@@ -22582,11 +22615,10 @@
           <w:sz w:val="22"/>
           <w:szCs w:val="24"/>
         </w:rPr>
-        <w:lastRenderedPageBreak/>
         <w:br w:type="page"/>
       </w:r>
     </w:p>
-    <w:bookmarkStart w:id="55" w:name="_Toc225170938"/>
+    <w:bookmarkStart w:id="49" w:name="_Toc225170938"/>
     <w:p>
       <w:pPr>
         <w:keepNext/>
@@ -22693,7 +22725,7 @@
         </w:rPr>
         <w:t>1.3.2. Indemnité de résidence - IR</w:t>
       </w:r>
-      <w:bookmarkEnd w:id="55"/>
+      <w:bookmarkEnd w:id="49"/>
     </w:p>
     <w:p>
       <w:pPr>
@@ -22851,16 +22883,6 @@
       <w:pPr>
         <w:jc w:val="both"/>
         <w:rPr>
-          <w:color w:val="91AE4F"/>
-          <w:sz w:val="22"/>
-          <w:szCs w:val="24"/>
-        </w:rPr>
-      </w:pPr>
-    </w:p>
-    <w:p>
-      <w:pPr>
-        <w:jc w:val="both"/>
-        <w:rPr>
           <w:rFonts w:cs="Times New Roman"/>
           <w:b/>
           <w:bCs/>
@@ -23025,7 +23047,6 @@
           <w:sz w:val="22"/>
           <w:szCs w:val="24"/>
         </w:rPr>
-        <w:lastRenderedPageBreak/>
         <w:t>Pour les agents dont le traitement est inférieur ou égal à celui correspondant à l'indice majoré 313, l’IR est calculée sur la base de cet indice.</w:t>
       </w:r>
     </w:p>
@@ -23112,130 +23133,7 @@
         <w:t xml:space="preserve">3% pour la zone 1 </w:t>
       </w:r>
     </w:p>
-    <w:p>
-      <w:pPr>
-        <w:pStyle w:val="Paragraphedeliste"/>
-        <w:jc w:val="both"/>
-        <w:rPr>
-          <w:sz w:val="22"/>
-          <w:szCs w:val="24"/>
-        </w:rPr>
-      </w:pPr>
-    </w:p>
-    <w:p>
-      <w:pPr>
-        <w:pStyle w:val="Paragraphedeliste"/>
-        <w:ind w:left="1080"/>
-        <w:jc w:val="both"/>
-        <w:rPr>
-          <w:rFonts w:cs="Times New Roman"/>
-          <w:b/>
-          <w:bCs/>
-          <w:color w:val="FFC29E"/>
-          <w:sz w:val="24"/>
-          <w:szCs w:val="24"/>
-          <w:highlight w:val="darkGray"/>
-        </w:rPr>
-      </w:pPr>
-    </w:p>
-    <w:p>
-      <w:pPr>
-        <w:jc w:val="both"/>
-        <w:rPr>
-          <w:sz w:val="22"/>
-          <w:szCs w:val="24"/>
-        </w:rPr>
-      </w:pPr>
-    </w:p>
-    <w:p>
-      <w:pPr>
-        <w:jc w:val="both"/>
-        <w:rPr>
-          <w:sz w:val="22"/>
-          <w:szCs w:val="24"/>
-        </w:rPr>
-      </w:pPr>
-    </w:p>
-    <w:p>
-      <w:pPr>
-        <w:jc w:val="both"/>
-        <w:rPr>
-          <w:sz w:val="22"/>
-          <w:szCs w:val="24"/>
-        </w:rPr>
-      </w:pPr>
-    </w:p>
-    <w:p>
-      <w:pPr>
-        <w:jc w:val="both"/>
-        <w:rPr>
-          <w:sz w:val="22"/>
-          <w:szCs w:val="24"/>
-        </w:rPr>
-      </w:pPr>
-    </w:p>
-    <w:p>
-      <w:pPr>
-        <w:jc w:val="both"/>
-        <w:rPr>
-          <w:sz w:val="22"/>
-          <w:szCs w:val="24"/>
-        </w:rPr>
-      </w:pPr>
-    </w:p>
-    <w:p>
-      <w:pPr>
-        <w:jc w:val="both"/>
-        <w:rPr>
-          <w:sz w:val="22"/>
-          <w:szCs w:val="24"/>
-        </w:rPr>
-      </w:pPr>
-    </w:p>
-    <w:p>
-      <w:pPr>
-        <w:jc w:val="both"/>
-        <w:rPr>
-          <w:sz w:val="22"/>
-          <w:szCs w:val="24"/>
-        </w:rPr>
-      </w:pPr>
-    </w:p>
-    <w:p>
-      <w:pPr>
-        <w:jc w:val="both"/>
-        <w:rPr>
-          <w:sz w:val="22"/>
-          <w:szCs w:val="24"/>
-        </w:rPr>
-      </w:pPr>
-    </w:p>
-    <w:p>
-      <w:pPr>
-        <w:jc w:val="both"/>
-        <w:rPr>
-          <w:sz w:val="22"/>
-          <w:szCs w:val="24"/>
-        </w:rPr>
-      </w:pPr>
-    </w:p>
-    <w:p>
-      <w:pPr>
-        <w:jc w:val="both"/>
-        <w:rPr>
-          <w:sz w:val="22"/>
-          <w:szCs w:val="24"/>
-        </w:rPr>
-      </w:pPr>
-      <w:r>
-        <w:rPr>
-          <w:sz w:val="22"/>
-          <w:szCs w:val="24"/>
-        </w:rPr>
-        <w:br w:type="page"/>
-      </w:r>
-    </w:p>
-    <w:bookmarkStart w:id="56" w:name="_Toc225170939"/>
+    <w:bookmarkStart w:id="50" w:name="_Toc225170939"/>
     <w:p>
       <w:pPr>
         <w:keepNext/>
@@ -23342,7 +23240,7 @@
         </w:rPr>
         <w:t>1.3.3. Majorations de traitement</w:t>
       </w:r>
-      <w:bookmarkEnd w:id="56"/>
+      <w:bookmarkEnd w:id="50"/>
     </w:p>
     <w:p>
       <w:pPr>
@@ -23685,10 +23583,10 @@
               <wp:anchor distT="0" distB="0" distL="114300" distR="114300" simplePos="0" relativeHeight="252247040" behindDoc="0" locked="0" layoutInCell="1" allowOverlap="1">
                 <wp:simplePos x="0" y="0"/>
                 <wp:positionH relativeFrom="margin">
-                  <wp:align>right</wp:align>
+                  <wp:posOffset>24130</wp:posOffset>
                 </wp:positionH>
                 <wp:positionV relativeFrom="paragraph">
-                  <wp:posOffset>29845</wp:posOffset>
+                  <wp:posOffset>229870</wp:posOffset>
                 </wp:positionV>
                 <wp:extent cx="6076950" cy="2028825"/>
                 <wp:effectExtent l="19050" t="19050" r="19050" b="28575"/>
@@ -23829,7 +23727,7 @@
           </mc:Choice>
           <mc:Fallback>
             <w:pict>
-              <v:roundrect id="Rectangle : coins arrondis 38" o:spid="_x0000_s1032" style="position:absolute;left:0;text-align:left;margin-left:427.3pt;margin-top:2.35pt;width:478.5pt;height:159.75pt;z-index:252247040;visibility:visible;mso-wrap-style:square;mso-width-percent:0;mso-height-percent:0;mso-wrap-distance-left:9pt;mso-wrap-distance-top:0;mso-wrap-distance-right:9pt;mso-wrap-distance-bottom:0;mso-position-horizontal:right;mso-position-horizontal-relative:margin;mso-position-vertical:absolute;mso-position-vertical-relative:text;mso-width-percent:0;mso-height-percent:0;mso-width-relative:margin;mso-height-relative:margin;v-text-anchor:middle" arcsize="10923f" o:gfxdata="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" fillcolor="window" strokecolor="#548235" strokeweight="2.5pt">
+              <v:roundrect id="Rectangle : coins arrondis 38" o:spid="_x0000_s1032" style="position:absolute;left:0;text-align:left;margin-left:1.9pt;margin-top:18.1pt;width:478.5pt;height:159.75pt;z-index:252247040;visibility:visible;mso-wrap-style:square;mso-width-percent:0;mso-height-percent:0;mso-wrap-distance-left:9pt;mso-wrap-distance-top:0;mso-wrap-distance-right:9pt;mso-wrap-distance-bottom:0;mso-position-horizontal:absolute;mso-position-horizontal-relative:margin;mso-position-vertical:absolute;mso-position-vertical-relative:text;mso-width-percent:0;mso-height-percent:0;mso-width-relative:margin;mso-height-relative:margin;v-text-anchor:middle" arcsize="10923f" o:gfxdata="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" fillcolor="window" strokecolor="#548235" strokeweight="2.5pt">
                 <v:stroke joinstyle="miter"/>
                 <v:textbox>
                   <w:txbxContent>
@@ -23996,7 +23894,10 @@
           <w:szCs w:val="24"/>
         </w:rPr>
       </w:pPr>
-      <w:r>
+    </w:p>
+    <w:p>
+      <w:pPr>
+        <w:jc w:val="both"/>
         <w:rPr>
           <w:rFonts w:cs="Times New Roman"/>
           <w:b/>
@@ -24004,8 +23905,7 @@
           <w:sz w:val="24"/>
           <w:szCs w:val="24"/>
         </w:rPr>
-        <w:t>1.3.3.3. Tableau des majorations de traitement dans les Départements et Collectivités d’outre-mer</w:t>
-      </w:r>
+      </w:pPr>
     </w:p>
     <w:p>
       <w:pPr>
@@ -24023,6 +23923,41 @@
       <w:pPr>
         <w:jc w:val="both"/>
         <w:rPr>
+          <w:rFonts w:cs="Times New Roman"/>
+          <w:b/>
+          <w:bCs/>
+          <w:sz w:val="24"/>
+          <w:szCs w:val="24"/>
+        </w:rPr>
+      </w:pPr>
+      <w:r>
+        <w:rPr>
+          <w:rFonts w:cs="Times New Roman"/>
+          <w:b/>
+          <w:bCs/>
+          <w:sz w:val="24"/>
+          <w:szCs w:val="24"/>
+        </w:rPr>
+        <w:lastRenderedPageBreak/>
+        <w:t>1.3.3.3. Tableau des majorations de traitement dans les Départements et Collectivités d’outre-mer</w:t>
+      </w:r>
+    </w:p>
+    <w:p>
+      <w:pPr>
+        <w:jc w:val="both"/>
+        <w:rPr>
+          <w:rFonts w:cs="Times New Roman"/>
+          <w:b/>
+          <w:bCs/>
+          <w:sz w:val="24"/>
+          <w:szCs w:val="24"/>
+        </w:rPr>
+      </w:pPr>
+    </w:p>
+    <w:p>
+      <w:pPr>
+        <w:jc w:val="both"/>
+        <w:rPr>
           <w:sz w:val="22"/>
           <w:szCs w:val="24"/>
           <w:highlight w:val="yellow"/>
@@ -24038,6 +23973,9 @@
         </w:rPr>
       </w:pPr>
       <w:r>
+        <w:rPr>
+          <w:noProof/>
+        </w:rPr>
         <w:drawing>
           <wp:inline distT="0" distB="0" distL="0" distR="0">
             <wp:extent cx="6120130" cy="2701925"/>
@@ -24117,7 +24055,7 @@
         </w:rPr>
         <w:br w:type="page"/>
       </w:r>
-      <w:bookmarkStart w:id="57" w:name="_Toc225170940"/>
+      <w:bookmarkStart w:id="51" w:name="_Toc225170940"/>
       <w:r>
         <w:rPr>
           <w:rFonts w:eastAsiaTheme="majorEastAsia" w:cstheme="majorBidi"/>
@@ -24222,7 +24160,7 @@
         </w:rPr>
         <w:t>1.3.4. Indemnité différentielle au SMIC</w:t>
       </w:r>
-      <w:bookmarkEnd w:id="57"/>
+      <w:bookmarkEnd w:id="51"/>
       <w:r>
         <w:rPr>
           <w:bCs/>
@@ -24354,7 +24292,7 @@
         </w:rPr>
         <w:t xml:space="preserve">La fiche relative à l’indemnité 200415 est publiée dans </w:t>
       </w:r>
-      <w:bookmarkStart w:id="58" w:name="_Hlk224829716"/>
+      <w:bookmarkStart w:id="52" w:name="_Hlk224829716"/>
       <w:r>
         <w:rPr>
           <w:sz w:val="22"/>
@@ -24363,7 +24301,7 @@
         <w:t>le « Recueil des fiches RdP Interministériel »</w:t>
       </w:r>
     </w:p>
-    <w:bookmarkEnd w:id="58"/>
+    <w:bookmarkEnd w:id="52"/>
     <w:p>
       <w:pPr>
         <w:jc w:val="both"/>
@@ -24446,7 +24384,7 @@
         <w:br w:type="page"/>
       </w:r>
     </w:p>
-    <w:bookmarkStart w:id="59" w:name="_Toc225170941"/>
+    <w:bookmarkStart w:id="53" w:name="_Toc225170941"/>
     <w:p>
       <w:pPr>
         <w:pStyle w:val="Style3"/>
@@ -24557,7 +24495,7 @@
         </w:rPr>
         <w:t>1.3.5. Complément indemnité de résidence (pour étranger)</w:t>
       </w:r>
-      <w:bookmarkEnd w:id="59"/>
+      <w:bookmarkEnd w:id="53"/>
     </w:p>
     <w:p>
       <w:pPr>
@@ -24665,7 +24603,7 @@
         </w:rPr>
         <w:t xml:space="preserve">La fiche relative à l’indemnité 200714 est publiée dans </w:t>
       </w:r>
-      <w:bookmarkStart w:id="60" w:name="_Hlk224829824"/>
+      <w:bookmarkStart w:id="54" w:name="_Hlk224829824"/>
       <w:r>
         <w:rPr>
           <w:sz w:val="22"/>
@@ -24674,7 +24612,7 @@
         <w:t>le « Recueil des fiches RdP Interministériel »</w:t>
       </w:r>
     </w:p>
-    <w:bookmarkEnd w:id="60"/>
+    <w:bookmarkEnd w:id="54"/>
     <w:p>
       <w:pPr>
         <w:rPr>
@@ -24720,7 +24658,7 @@
           <w:szCs w:val="24"/>
         </w:rPr>
       </w:pPr>
-      <w:bookmarkStart w:id="61" w:name="_Hlk224830220"/>
+      <w:bookmarkStart w:id="55" w:name="_Hlk224830220"/>
       <w:r>
         <w:rPr>
           <w:b/>
@@ -24748,7 +24686,7 @@
         </w:r>
       </w:hyperlink>
     </w:p>
-    <w:bookmarkEnd w:id="61"/>
+    <w:bookmarkEnd w:id="55"/>
     <w:p>
       <w:pPr>
         <w:jc w:val="both"/>
@@ -24925,11 +24863,11 @@
           <w:szCs w:val="24"/>
         </w:rPr>
       </w:pPr>
-      <w:bookmarkStart w:id="62" w:name="_Toc225170942"/>
+      <w:bookmarkStart w:id="56" w:name="_Toc225170942"/>
       <w:r>
         <w:t>2. SALAIRE DES CONTRACTUELS DE DROIT PUBLIC</w:t>
       </w:r>
-      <w:bookmarkEnd w:id="62"/>
+      <w:bookmarkEnd w:id="56"/>
       <w:r>
         <w:br/>
       </w:r>
@@ -24945,7 +24883,7 @@
         <w:br w:type="page"/>
       </w:r>
     </w:p>
-    <w:bookmarkStart w:id="63" w:name="_Toc225170943"/>
+    <w:bookmarkStart w:id="57" w:name="_Toc225170943"/>
     <w:p>
       <w:pPr>
         <w:pStyle w:val="Style2"/>
@@ -25041,7 +24979,7 @@
       <w:r>
         <w:t>2.1. Contractuels de droit public</w:t>
       </w:r>
-      <w:bookmarkEnd w:id="63"/>
+      <w:bookmarkEnd w:id="57"/>
     </w:p>
     <w:p/>
     <w:p>
@@ -25170,7 +25108,7 @@
       </w:r>
     </w:p>
     <w:p/>
-    <w:bookmarkStart w:id="64" w:name="_Toc225170944"/>
+    <w:bookmarkStart w:id="58" w:name="_Toc225170944"/>
     <w:p>
       <w:pPr>
         <w:pStyle w:val="Style3"/>
@@ -25275,7 +25213,7 @@
         </w:rPr>
         <w:t>2.1.1. Bases juridiques</w:t>
       </w:r>
-      <w:bookmarkEnd w:id="64"/>
+      <w:bookmarkEnd w:id="58"/>
     </w:p>
     <w:p>
       <w:pPr>
@@ -25296,7 +25234,7 @@
         </w:rPr>
       </w:pPr>
     </w:p>
-    <w:bookmarkStart w:id="65" w:name="_Hlk212211681"/>
+    <w:bookmarkStart w:id="59" w:name="_Hlk212211681"/>
     <w:p>
       <w:pPr>
         <w:pStyle w:val="Paragraphedeliste"/>
@@ -25509,8 +25447,8 @@
         <w:br w:type="page"/>
       </w:r>
     </w:p>
-    <w:bookmarkStart w:id="66" w:name="_Hlk220080745"/>
-    <w:bookmarkStart w:id="67" w:name="_Toc225170945"/>
+    <w:bookmarkStart w:id="60" w:name="_Toc225170945"/>
+    <w:bookmarkStart w:id="61" w:name="_Hlk220080745"/>
     <w:p>
       <w:pPr>
         <w:pStyle w:val="Style3"/>
@@ -25616,9 +25554,9 @@
         </w:rPr>
         <w:t>2.1.2. Détermination du Salaire</w:t>
       </w:r>
-      <w:bookmarkEnd w:id="67"/>
-    </w:p>
-    <w:bookmarkEnd w:id="66"/>
+      <w:bookmarkEnd w:id="60"/>
+    </w:p>
+    <w:bookmarkEnd w:id="61"/>
     <w:p>
       <w:pPr>
         <w:spacing w:before="160" w:line="360" w:lineRule="auto"/>
@@ -25796,15 +25734,6 @@
         </w:rPr>
         <w:t>sans référence à un indice de la fonction publique, dans ce cas, celle-ci est fixée de manière globale et forfaitaire ;</w:t>
       </w:r>
-    </w:p>
-    <w:p>
-      <w:pPr>
-        <w:pStyle w:val="Paragraphedeliste"/>
-        <w:jc w:val="both"/>
-        <w:rPr>
-          <w:sz w:val="22"/>
-        </w:rPr>
-      </w:pPr>
     </w:p>
     <w:p>
       <w:pPr>
@@ -25933,7 +25862,6 @@
         <w:rPr>
           <w:sz w:val="22"/>
         </w:rPr>
-        <w:lastRenderedPageBreak/>
         <w:t>L’administration peut se référer à la grille indiciaire du corps auquel correspondent les fonctions qui seront attribuées à l’agent contractuel pour déterminer un montant de référence qui pourra être moduler pour tenir compte :</w:t>
       </w:r>
     </w:p>
@@ -26003,6 +25931,7 @@
         <w:rPr>
           <w:sz w:val="22"/>
         </w:rPr>
+        <w:lastRenderedPageBreak/>
         <w:t>En vertu du principe général du droit applicable à tout salarié, la rémunération ne peut en aucun cas être inférieure au SMIC.</w:t>
       </w:r>
     </w:p>
@@ -26150,50 +26079,6 @@
       <w:pPr>
         <w:pStyle w:val="Paragraphedeliste"/>
         <w:jc w:val="both"/>
-        <w:rPr>
-          <w:sz w:val="22"/>
-        </w:rPr>
-      </w:pPr>
-    </w:p>
-    <w:p>
-      <w:pPr>
-        <w:pStyle w:val="Paragraphedeliste"/>
-        <w:jc w:val="both"/>
-        <w:rPr>
-          <w:sz w:val="22"/>
-        </w:rPr>
-      </w:pPr>
-    </w:p>
-    <w:p>
-      <w:pPr>
-        <w:pStyle w:val="Paragraphedeliste"/>
-        <w:jc w:val="both"/>
-        <w:rPr>
-          <w:sz w:val="22"/>
-        </w:rPr>
-      </w:pPr>
-    </w:p>
-    <w:p>
-      <w:pPr>
-        <w:pStyle w:val="Paragraphedeliste"/>
-        <w:jc w:val="both"/>
-        <w:rPr>
-          <w:sz w:val="22"/>
-        </w:rPr>
-      </w:pPr>
-    </w:p>
-    <w:p>
-      <w:pPr>
-        <w:pStyle w:val="Paragraphedeliste"/>
-        <w:jc w:val="both"/>
-        <w:rPr>
-          <w:sz w:val="22"/>
-        </w:rPr>
-      </w:pPr>
-    </w:p>
-    <w:p>
-      <w:pPr>
-        <w:pStyle w:val="Paragraphedeliste"/>
         <w:rPr>
           <w:sz w:val="22"/>
         </w:rPr>
@@ -26217,7 +26102,7 @@
         </w:trPr>
         <w:tc>
           <w:tcPr>
-            <w:tcW w:w="9801" w:type="dxa"/>
+            <w:tcW w:w="9815" w:type="dxa"/>
             <w:tcBorders>
               <w:top w:val="single" w:sz="4" w:space="0" w:color="auto"/>
               <w:left w:val="single" w:sz="4" w:space="0" w:color="auto"/>
@@ -26249,7 +26134,6 @@
                 <w:szCs w:val="24"/>
                 <w:u w:val="single"/>
               </w:rPr>
-              <w:lastRenderedPageBreak/>
               <w:t>Situation particulière du contrat de projet dans la Fonction publique</w:t>
             </w:r>
           </w:p>
@@ -26286,7 +26170,7 @@
         </w:trPr>
         <w:tc>
           <w:tcPr>
-            <w:tcW w:w="9801" w:type="dxa"/>
+            <w:tcW w:w="9815" w:type="dxa"/>
             <w:tcBorders>
               <w:top w:val="nil"/>
               <w:left w:val="single" w:sz="4" w:space="0" w:color="auto"/>
@@ -26348,7 +26232,7 @@
         </w:trPr>
         <w:tc>
           <w:tcPr>
-            <w:tcW w:w="9801" w:type="dxa"/>
+            <w:tcW w:w="9815" w:type="dxa"/>
             <w:tcBorders>
               <w:top w:val="nil"/>
               <w:left w:val="single" w:sz="4" w:space="0" w:color="auto"/>
@@ -26379,7 +26263,7 @@
         </w:trPr>
         <w:tc>
           <w:tcPr>
-            <w:tcW w:w="9801" w:type="dxa"/>
+            <w:tcW w:w="9815" w:type="dxa"/>
             <w:tcBorders>
               <w:top w:val="nil"/>
               <w:left w:val="single" w:sz="4" w:space="0" w:color="auto"/>
@@ -26502,52 +26386,8 @@
         </w:rPr>
       </w:pPr>
     </w:p>
-    <w:p>
-      <w:pPr>
-        <w:rPr>
-          <w:sz w:val="22"/>
-        </w:rPr>
-      </w:pPr>
-    </w:p>
-    <w:p>
-      <w:pPr>
-        <w:rPr>
-          <w:sz w:val="22"/>
-        </w:rPr>
-      </w:pPr>
-    </w:p>
-    <w:p>
-      <w:pPr>
-        <w:rPr>
-          <w:sz w:val="22"/>
-        </w:rPr>
-      </w:pPr>
-    </w:p>
-    <w:p>
-      <w:pPr>
-        <w:rPr>
-          <w:sz w:val="22"/>
-        </w:rPr>
-      </w:pPr>
-    </w:p>
-    <w:p>
-      <w:pPr>
-        <w:pStyle w:val="Paragraphedeliste"/>
-        <w:jc w:val="both"/>
-        <w:rPr>
-          <w:sz w:val="22"/>
-          <w:szCs w:val="24"/>
-          <w:u w:val="single"/>
-        </w:rPr>
-      </w:pPr>
-    </w:p>
-    <w:bookmarkEnd w:id="65"/>
-    <w:p>
-      <w:r>
-        <w:br w:type="page"/>
-      </w:r>
-    </w:p>
-    <w:bookmarkStart w:id="68" w:name="_Toc225170946"/>
+    <w:bookmarkStart w:id="62" w:name="_Toc225170946"/>
+    <w:bookmarkEnd w:id="59"/>
     <w:p>
       <w:pPr>
         <w:pStyle w:val="Style2"/>
@@ -26647,7 +26487,7 @@
       <w:r>
         <w:t>2.2. Populations particulières</w:t>
       </w:r>
-      <w:bookmarkEnd w:id="68"/>
+      <w:bookmarkEnd w:id="62"/>
       <w:r>
         <w:rPr>
           <w:sz w:val="48"/>
@@ -26657,10 +26497,10 @@
       </w:r>
     </w:p>
     <w:p>
-      <w:bookmarkStart w:id="69" w:name="_Hlk205805681"/>
+      <w:bookmarkStart w:id="63" w:name="_Hlk205805681"/>
     </w:p>
     <w:p/>
-    <w:bookmarkStart w:id="70" w:name="_Toc225170947"/>
+    <w:bookmarkStart w:id="64" w:name="_Toc225170947"/>
     <w:p>
       <w:pPr>
         <w:pStyle w:val="Style3"/>
@@ -26764,9 +26604,9 @@
         </w:rPr>
         <w:t>2.2.1. Contractuels de droit privé : Apprentis</w:t>
       </w:r>
-      <w:bookmarkEnd w:id="70"/>
-    </w:p>
-    <w:bookmarkEnd w:id="69"/>
+      <w:bookmarkEnd w:id="64"/>
+    </w:p>
+    <w:bookmarkEnd w:id="63"/>
     <w:p>
       <w:pPr>
         <w:jc w:val="both"/>
@@ -27058,8 +26898,8 @@
         </w:rPr>
         <w:t xml:space="preserve">                                                                        </w:t>
       </w:r>
-      <w:bookmarkStart w:id="71" w:name="_MON_1833967584"/>
-      <w:bookmarkEnd w:id="71"/>
+      <w:bookmarkStart w:id="65" w:name="_MON_1833967584"/>
+      <w:bookmarkEnd w:id="65"/>
       <w:r>
         <w:object w:dxaOrig="1500" w:dyaOrig="981">
           <v:shapetype id="_x0000_t75" coordsize="21600,21600" o:spt="75" o:preferrelative="t" path="m@4@5l@4@11@9@11@9@5xe" filled="f" stroked="f">
@@ -27084,7 +26924,7 @@
           <v:shape id="_x0000_i1025" type="#_x0000_t75" style="width:75pt;height:49.5pt" o:ole="">
             <v:imagedata r:id="rId57" o:title=""/>
           </v:shape>
-          <o:OLEObject Type="Embed" ProgID="Excel.Sheet.12" ShapeID="_x0000_i1025" DrawAspect="Icon" ObjectID="_1835783680" r:id="rId58"/>
+          <o:OLEObject Type="Embed" ProgID="Excel.Sheet.12" ShapeID="_x0000_i1025" DrawAspect="Icon" ObjectID="_1836119440" r:id="rId58"/>
         </w:object>
       </w:r>
     </w:p>
@@ -27095,6 +26935,66 @@
         <w:rPr>
           <w:rFonts w:cs="Times New Roman"/>
           <w:sz w:val="22"/>
+        </w:rPr>
+      </w:pPr>
+    </w:p>
+    <w:p>
+      <w:pPr>
+        <w:jc w:val="both"/>
+        <w:rPr>
+          <w:rFonts w:cs="Times New Roman"/>
+          <w:b/>
+          <w:bCs/>
+          <w:sz w:val="24"/>
+          <w:szCs w:val="24"/>
+        </w:rPr>
+      </w:pPr>
+    </w:p>
+    <w:p>
+      <w:pPr>
+        <w:jc w:val="both"/>
+        <w:rPr>
+          <w:rFonts w:cs="Times New Roman"/>
+          <w:b/>
+          <w:bCs/>
+          <w:sz w:val="24"/>
+          <w:szCs w:val="24"/>
+        </w:rPr>
+      </w:pPr>
+    </w:p>
+    <w:p>
+      <w:pPr>
+        <w:jc w:val="both"/>
+        <w:rPr>
+          <w:rFonts w:cs="Times New Roman"/>
+          <w:b/>
+          <w:bCs/>
+          <w:sz w:val="24"/>
+          <w:szCs w:val="24"/>
+        </w:rPr>
+      </w:pPr>
+    </w:p>
+    <w:p>
+      <w:pPr>
+        <w:jc w:val="both"/>
+        <w:rPr>
+          <w:rFonts w:cs="Times New Roman"/>
+          <w:b/>
+          <w:bCs/>
+          <w:sz w:val="24"/>
+          <w:szCs w:val="24"/>
+        </w:rPr>
+      </w:pPr>
+    </w:p>
+    <w:p>
+      <w:pPr>
+        <w:jc w:val="both"/>
+        <w:rPr>
+          <w:rFonts w:cs="Times New Roman"/>
+          <w:b/>
+          <w:bCs/>
+          <w:sz w:val="24"/>
+          <w:szCs w:val="24"/>
         </w:rPr>
       </w:pPr>
     </w:p>
@@ -27307,7 +27207,7 @@
         </w:rPr>
       </w:pPr>
     </w:p>
-    <w:bookmarkStart w:id="72" w:name="_Toc225170948"/>
+    <w:bookmarkStart w:id="66" w:name="_Toc225170948"/>
     <w:p>
       <w:pPr>
         <w:pStyle w:val="Style3"/>
@@ -27411,7 +27311,7 @@
         </w:rPr>
         <w:t>2.2.2. Contractuels de droit public : Pacte</w:t>
       </w:r>
-      <w:bookmarkEnd w:id="72"/>
+      <w:bookmarkEnd w:id="66"/>
     </w:p>
     <w:p/>
     <w:p>
@@ -27507,7 +27407,7 @@
           <w:szCs w:val="24"/>
         </w:rPr>
       </w:pPr>
-      <w:bookmarkStart w:id="73" w:name="_Hlk220082648"/>
+      <w:bookmarkStart w:id="67" w:name="_Hlk220082648"/>
       <w:r>
         <w:rPr>
           <w:rFonts w:cs="Times New Roman"/>
@@ -27519,7 +27419,7 @@
         <w:t xml:space="preserve">2.2.2.1. Bases juridiques </w:t>
       </w:r>
     </w:p>
-    <w:bookmarkEnd w:id="73"/>
+    <w:bookmarkEnd w:id="67"/>
     <w:p>
       <w:pPr>
         <w:jc w:val="both"/>
@@ -27694,17 +27594,7 @@
           <w:sz w:val="22"/>
           <w:szCs w:val="24"/>
         </w:rPr>
-        <w:t xml:space="preserve">Les intéressés peuvent être recrutés dans des emplois du niveau de la catégorie C relevant des administrations, collectivités ou établissements mentionnées à l'article L. 2 par contrat de droit public ayant pour objet de leur permettre d'acquérir, par une formation en </w:t>
-      </w:r>
-      <w:r>
-        <w:rPr>
-          <w:i/>
-          <w:iCs/>
-          <w:sz w:val="22"/>
-          <w:szCs w:val="24"/>
-        </w:rPr>
-        <w:lastRenderedPageBreak/>
-        <w:t>alternance avec leur activité professionnelle, une qualification en rapport avec l'emploi dans lequel ils sont recrutés ou, le cas échéant, le titre ou le diplôme requis pour l'accès au corps ou au cadre d'emplois dont relève cet emploi</w:t>
+        <w:t>Les intéressés peuvent être recrutés dans des emplois du niveau de la catégorie C relevant des administrations, collectivités ou établissements mentionnées à l'article L. 2 par contrat de droit public ayant pour objet de leur permettre d'acquérir, par une formation en alternance avec leur activité professionnelle, une qualification en rapport avec l'emploi dans lequel ils sont recrutés ou, le cas échéant, le titre ou le diplôme requis pour l'accès au corps ou au cadre d'emplois dont relève cet emploi</w:t>
       </w:r>
       <w:r>
         <w:rPr>
@@ -27913,8 +27803,8 @@
         <w:br w:type="page"/>
       </w:r>
     </w:p>
-    <w:bookmarkStart w:id="74" w:name="_Hlk205975257"/>
-    <w:bookmarkStart w:id="75" w:name="_Toc225170949"/>
+    <w:bookmarkStart w:id="68" w:name="_Toc225170949"/>
+    <w:bookmarkStart w:id="69" w:name="_Hlk205975257"/>
     <w:p>
       <w:pPr>
         <w:pStyle w:val="Style3"/>
@@ -28019,9 +27909,9 @@
         </w:rPr>
         <w:t>2.2.3. Contractuels de droit public : Membres du gouvernement</w:t>
       </w:r>
-      <w:bookmarkEnd w:id="75"/>
-    </w:p>
-    <w:bookmarkEnd w:id="74"/>
+      <w:bookmarkEnd w:id="68"/>
+    </w:p>
+    <w:bookmarkEnd w:id="69"/>
     <w:p/>
     <w:p>
       <w:pPr>
@@ -28446,7 +28336,6 @@
           <w:iCs/>
           <w:sz w:val="22"/>
         </w:rPr>
-        <w:lastRenderedPageBreak/>
         <w:t>Ce traitement est complété par une indemnité de résidence égale à 3 % de son montant et par une indemnité de fonctions égale à 25 % de la somme du traitement brut et de l'indemnité de résidence.</w:t>
       </w:r>
     </w:p>
@@ -28601,7 +28490,7 @@
         <w:ind w:left="945" w:right="1530"/>
         <w:jc w:val="right"/>
       </w:pPr>
-      <w:bookmarkStart w:id="76" w:name="_Toc225170950"/>
+      <w:bookmarkStart w:id="70" w:name="_Toc225170950"/>
       <w:r>
         <w:t>3. SOLDE DES MILITAIRES</w:t>
       </w:r>
@@ -28616,7 +28505,7 @@
         </w:rPr>
         <w:t xml:space="preserve"> - CHAPITRE EN COURS DE REDACTION</w:t>
       </w:r>
-      <w:bookmarkEnd w:id="76"/>
+      <w:bookmarkEnd w:id="70"/>
     </w:p>
     <w:p/>
     <w:p/>
@@ -28723,11 +28612,11 @@
         <w:pStyle w:val="Style2"/>
         <w:ind w:left="426"/>
       </w:pPr>
-      <w:bookmarkStart w:id="77" w:name="_Toc225170951"/>
+      <w:bookmarkStart w:id="71" w:name="_Toc225170951"/>
       <w:r>
         <w:t>3.1. Solde de base</w:t>
       </w:r>
-      <w:bookmarkEnd w:id="77"/>
+      <w:bookmarkEnd w:id="71"/>
       <w:r>
         <w:t xml:space="preserve"> </w:t>
       </w:r>
@@ -28831,11 +28720,11 @@
         <w:pStyle w:val="Style2"/>
         <w:ind w:left="426"/>
       </w:pPr>
-      <w:bookmarkStart w:id="78" w:name="_Toc225170952"/>
+      <w:bookmarkStart w:id="72" w:name="_Toc225170952"/>
       <w:r>
         <w:t>3.2. Emoluments assimilés au traitement indiciaire</w:t>
       </w:r>
-      <w:bookmarkEnd w:id="78"/>
+      <w:bookmarkEnd w:id="72"/>
       <w:r>
         <w:t xml:space="preserve"> </w:t>
       </w:r>
@@ -28843,7 +28732,7 @@
     <w:p/>
     <w:p/>
     <w:p/>
-    <w:bookmarkStart w:id="79" w:name="_Toc225170953"/>
+    <w:bookmarkStart w:id="73" w:name="_Toc225170953"/>
     <w:p>
       <w:pPr>
         <w:keepNext/>
@@ -28946,7 +28835,7 @@
         </w:rPr>
         <w:t>3.</w:t>
       </w:r>
-      <w:bookmarkStart w:id="80" w:name="_Hlk225170522"/>
+      <w:bookmarkStart w:id="74" w:name="_Hlk225170522"/>
       <w:r>
         <w:rPr>
           <w:rFonts w:eastAsiaTheme="majorEastAsia" w:cstheme="majorBidi"/>
@@ -28956,7 +28845,7 @@
         </w:rPr>
         <w:t>2.1. Le complément de traitement indiciaire</w:t>
       </w:r>
-      <w:bookmarkEnd w:id="79"/>
+      <w:bookmarkEnd w:id="73"/>
       <w:r>
         <w:rPr>
           <w:rFonts w:eastAsiaTheme="majorEastAsia" w:cstheme="majorBidi"/>
@@ -28966,7 +28855,7 @@
         </w:rPr>
         <w:t xml:space="preserve"> </w:t>
       </w:r>
-      <w:bookmarkEnd w:id="80"/>
+      <w:bookmarkEnd w:id="74"/>
     </w:p>
     <w:p>
       <w:pPr>
@@ -29190,7 +29079,7 @@
           <w:szCs w:val="20"/>
         </w:rPr>
       </w:pPr>
-      <w:bookmarkStart w:id="81" w:name="_Hlk223355034"/>
+      <w:bookmarkStart w:id="75" w:name="_Hlk223355034"/>
     </w:p>
     <w:p>
       <w:pPr>
@@ -29224,7 +29113,7 @@
           <w:szCs w:val="32"/>
         </w:rPr>
       </w:pPr>
-      <w:bookmarkStart w:id="82" w:name="_Toc225170954"/>
+      <w:bookmarkStart w:id="76" w:name="_Toc225170954"/>
       <w:r>
         <w:rPr>
           <w:rFonts w:eastAsiaTheme="majorEastAsia" w:cstheme="majorBidi"/>
@@ -29273,9 +29162,9 @@
         </w:rPr>
         <w:t>CHAPITRE EN COURS DE REDACTION</w:t>
       </w:r>
-      <w:bookmarkEnd w:id="82"/>
-    </w:p>
-    <w:bookmarkEnd w:id="81"/>
+      <w:bookmarkEnd w:id="76"/>
+    </w:p>
+    <w:bookmarkEnd w:id="75"/>
     <w:p>
       <w:pPr>
         <w:rPr>
@@ -29302,7 +29191,7 @@
         </w:rPr>
       </w:pPr>
     </w:p>
-    <w:bookmarkStart w:id="83" w:name="_Toc225170955"/>
+    <w:bookmarkStart w:id="77" w:name="_Toc225170955"/>
     <w:p>
       <w:pPr>
         <w:pStyle w:val="Style2"/>
@@ -29407,35 +29296,17 @@
         </w:rPr>
         <w:t>4.1. Ouvriers du MINARM</w:t>
       </w:r>
-      <w:bookmarkEnd w:id="83"/>
+      <w:bookmarkEnd w:id="77"/>
     </w:p>
     <w:p/>
     <w:p>
       <w:r>
-        <w:t>4</w:t>
-      </w:r>
-      <w:r>
-        <w:t>.1.</w:t>
-      </w:r>
-      <w:r>
-        <w:t>1.</w:t>
-      </w:r>
-      <w:r>
-        <w:t xml:space="preserve"> Le </w:t>
-      </w:r>
-      <w:r>
-        <w:t>salaire des ouvriers</w:t>
-      </w:r>
-    </w:p>
-    <w:p>
-      <w:r>
-        <w:t>4.1.</w:t>
-      </w:r>
-      <w:r>
-        <w:t>2</w:t>
-      </w:r>
-      <w:r>
-        <w:t>. Le complément de traitement indiciaire</w:t>
+        <w:t>4.1.1. Le salaire des ouvriers</w:t>
+      </w:r>
+    </w:p>
+    <w:p>
+      <w:r>
+        <w:t>4.1.2. Le complément de traitement indiciaire</w:t>
       </w:r>
     </w:p>
     <w:p>
@@ -29447,7 +29318,7 @@
     <w:p/>
     <w:p/>
     <w:p/>
-    <w:bookmarkStart w:id="84" w:name="_Toc225170956"/>
+    <w:bookmarkStart w:id="78" w:name="_Toc225170956"/>
     <w:p>
       <w:pPr>
         <w:pStyle w:val="Style2"/>
@@ -29552,56 +29423,29 @@
         </w:rPr>
         <w:t>4.2. Ouvriers du MTE</w:t>
       </w:r>
-      <w:bookmarkEnd w:id="84"/>
+      <w:bookmarkEnd w:id="78"/>
     </w:p>
     <w:p/>
     <w:p/>
     <w:p>
       <w:r>
-        <w:t>4.</w:t>
-      </w:r>
-      <w:r>
-        <w:t>2</w:t>
-      </w:r>
-      <w:r>
-        <w:t>.1. Le salaire des ouvriers</w:t>
-      </w:r>
-    </w:p>
-    <w:p>
-      <w:r>
-        <w:t>4.</w:t>
-      </w:r>
-      <w:r>
-        <w:t>2</w:t>
-      </w:r>
-      <w:r>
-        <w:t>.2. Le complément de traitement indiciaire</w:t>
-      </w:r>
-    </w:p>
-    <w:p>
-      <w:r>
-        <w:t>Indemnité 20</w:t>
-      </w:r>
-      <w:r>
-        <w:t>0359</w:t>
-      </w:r>
-      <w:r>
-        <w:t xml:space="preserve"> décret </w:t>
-      </w:r>
-      <w:r>
-        <w:t>65</w:t>
-      </w:r>
-      <w:r>
-        <w:t>-</w:t>
-      </w:r>
-      <w:r>
-        <w:t>382 Art 12 / Décret 92-565 / Décret 2022-1320 Art 1</w:t>
+        <w:t>4.2.1. Le salaire des ouvriers</w:t>
+      </w:r>
+    </w:p>
+    <w:p>
+      <w:r>
+        <w:t>4.2.2. Le complément de traitement indiciaire</w:t>
+      </w:r>
+    </w:p>
+    <w:p>
+      <w:r>
+        <w:t>Indemnité 200359 décret 65-382 Art 12 / Décret 92-565 / Décret 2022-1320 Art 1</w:t>
       </w:r>
     </w:p>
     <w:p/>
     <w:p/>
     <w:p/>
-    <w:bookmarkStart w:id="85" w:name="_Toc225170957"/>
+    <w:bookmarkStart w:id="79" w:name="_Toc225170957"/>
     <w:p>
       <w:pPr>
         <w:pStyle w:val="Style2"/>
@@ -29706,7 +29550,7 @@
         </w:rPr>
         <w:t>4.3. Ouvriers du cadastre</w:t>
       </w:r>
-      <w:bookmarkEnd w:id="85"/>
+      <w:bookmarkEnd w:id="79"/>
       <w:r>
         <w:rPr>
           <w:sz w:val="44"/>
@@ -29728,12 +29572,12 @@
         <w:br w:type="page"/>
       </w:r>
     </w:p>
+    <w:bookmarkStart w:id="80" w:name="POURALLERPLUSLOIN"/>
+    <w:bookmarkStart w:id="81" w:name="_Toc225170959"/>
     <w:p>
       <w:pPr>
         <w:pStyle w:val="Style1"/>
       </w:pPr>
-      <w:bookmarkStart w:id="86" w:name="POURALLERPLUSLOIN"/>
-      <w:bookmarkStart w:id="87" w:name="_Toc225170959"/>
       <w:r>
         <w:rPr>
           <w:noProof/>
@@ -29793,11 +29637,11 @@
                                 <w:numId w:val="35"/>
                               </w:numPr>
                             </w:pPr>
-                            <w:bookmarkStart w:id="88" w:name="_Toc225170958"/>
+                            <w:bookmarkStart w:id="82" w:name="_Toc225170958"/>
                             <w:r>
                               <w:t>POUR ALLER PLUS LOIN</w:t>
                             </w:r>
-                            <w:bookmarkEnd w:id="88"/>
+                            <w:bookmarkEnd w:id="82"/>
                           </w:p>
                         </w:txbxContent>
                       </wps:txbx>
@@ -29939,9 +29783,9 @@
           </mc:Fallback>
         </mc:AlternateContent>
       </w:r>
-      <w:bookmarkStart w:id="90" w:name="_Hlk217316387"/>
-      <w:bookmarkEnd w:id="86"/>
-      <w:bookmarkEnd w:id="87"/>
+      <w:bookmarkStart w:id="83" w:name="_Hlk217316387"/>
+      <w:bookmarkEnd w:id="80"/>
+      <w:bookmarkEnd w:id="81"/>
     </w:p>
     <w:p/>
     <w:p/>
@@ -29965,7 +29809,43 @@
     <w:p/>
     <w:p/>
     <w:p/>
-    <w:bookmarkEnd w:id="90"/>
+    <w:bookmarkEnd w:id="83"/>
+    <w:p>
+      <w:pPr>
+        <w:jc w:val="both"/>
+        <w:rPr>
+          <w:b/>
+          <w:bCs/>
+          <w:color w:val="91AE4F"/>
+          <w:sz w:val="28"/>
+          <w:szCs w:val="28"/>
+        </w:rPr>
+      </w:pPr>
+    </w:p>
+    <w:p>
+      <w:pPr>
+        <w:jc w:val="both"/>
+        <w:rPr>
+          <w:b/>
+          <w:bCs/>
+          <w:color w:val="91AE4F"/>
+          <w:sz w:val="28"/>
+          <w:szCs w:val="28"/>
+        </w:rPr>
+      </w:pPr>
+    </w:p>
+    <w:p>
+      <w:pPr>
+        <w:jc w:val="both"/>
+        <w:rPr>
+          <w:b/>
+          <w:bCs/>
+          <w:color w:val="91AE4F"/>
+          <w:sz w:val="28"/>
+          <w:szCs w:val="28"/>
+        </w:rPr>
+      </w:pPr>
+    </w:p>
     <w:p>
       <w:pPr>
         <w:jc w:val="both"/>
@@ -30348,7 +30228,7 @@
           <w:szCs w:val="28"/>
         </w:rPr>
       </w:pPr>
-      <w:bookmarkStart w:id="91" w:name="_Toc225170960"/>
+      <w:bookmarkStart w:id="84" w:name="_Toc225170960"/>
       <w:r>
         <w:rPr>
           <w:rFonts w:ascii="Marianne" w:eastAsiaTheme="minorHAnsi" w:hAnsi="Marianne" w:cstheme="minorBidi"/>
@@ -30360,7 +30240,7 @@
         </w:rPr>
         <w:t>Les guides thématiques sont disponibles sur le portail BARRI</w:t>
       </w:r>
-      <w:bookmarkEnd w:id="91"/>
+      <w:bookmarkEnd w:id="84"/>
     </w:p>
     <w:p>
       <w:pPr>
@@ -30382,7 +30262,7 @@
         </w:rPr>
       </w:pPr>
       <w:hyperlink r:id="rId78" w:anchor="/1._DOCUMENTATION_RH-PAIE?id=_1-guides" w:history="1">
-        <w:bookmarkStart w:id="92" w:name="_Toc225170961"/>
+        <w:bookmarkStart w:id="85" w:name="_Toc225170961"/>
         <w:r>
           <w:rPr>
             <w:rStyle w:val="Lienhypertexte"/>
@@ -30392,7 +30272,7 @@
           </w:rPr>
           <w:t>1. Guides</w:t>
         </w:r>
-        <w:bookmarkEnd w:id="92"/>
+        <w:bookmarkEnd w:id="85"/>
       </w:hyperlink>
     </w:p>
     <w:p>
@@ -30695,6 +30575,39 @@
           <w:t>La Nomenclature Populations</w:t>
         </w:r>
       </w:hyperlink>
+    </w:p>
+    <w:p>
+      <w:pPr>
+        <w:rPr>
+          <w:b/>
+          <w:bCs/>
+          <w:color w:val="91AE4F"/>
+          <w:sz w:val="28"/>
+          <w:szCs w:val="28"/>
+        </w:rPr>
+      </w:pPr>
+    </w:p>
+    <w:p>
+      <w:pPr>
+        <w:rPr>
+          <w:b/>
+          <w:bCs/>
+          <w:color w:val="91AE4F"/>
+          <w:sz w:val="28"/>
+          <w:szCs w:val="28"/>
+        </w:rPr>
+      </w:pPr>
+    </w:p>
+    <w:p>
+      <w:pPr>
+        <w:rPr>
+          <w:b/>
+          <w:bCs/>
+          <w:color w:val="91AE4F"/>
+          <w:sz w:val="28"/>
+          <w:szCs w:val="28"/>
+        </w:rPr>
+      </w:pPr>
     </w:p>
     <w:p>
       <w:pPr>
